--- a/2022年/2022年6月中国电子学会软件编程图形化等级考试4级.docx
+++ b/2022年/2022年6月中国电子学会软件编程图形化等级考试4级.docx
@@ -1,50 +1,5 @@
 
-<file path=docProps\app.xml><?xml version="1.0" encoding="utf-8"?>
-<Properties xmlns="http://schemas.openxmlformats.org/officeDocument/2006/extended-properties" xmlns:vt="http://schemas.openxmlformats.org/officeDocument/2006/docPropsVTypes">
-  <Template>Normal.dotm</Template>
-  <TotalTime>0</TotalTime>
-  <Pages>2</Pages>
-  <Words>1486</Words>
-  <Characters>8471</Characters>
-  <Application>Microsoft Office Word</Application>
-  <DocSecurity>4</DocSecurity>
-  <Lines>70</Lines>
-  <Paragraphs>19</Paragraphs>
-  <ScaleCrop>false</ScaleCrop>
-  <Company/>
-  <LinksUpToDate>false</LinksUpToDate>
-  <CharactersWithSpaces>9938</CharactersWithSpaces>
-  <SharedDoc>false</SharedDoc>
-  <HyperlinksChanged>false</HyperlinksChanged>
-  <AppVersion>16.0000</AppVersion>
-</Properties>
-</file>
-
-<file path=docProps\core.xml><?xml version="1.0" encoding="utf-8"?>
-<cp:coreProperties xmlns:cp="http://schemas.openxmlformats.org/package/2006/metadata/core-properties" xmlns:dc="http://purl.org/dc/elements/1.1/" xmlns:dcterms="http://purl.org/dc/terms/" xmlns:dcmitype="http://purl.org/dc/dcmitype/" xmlns:xsi="http://www.w3.org/2001/XMLSchema-instance">
-  <dc:title/>
-  <dc:subject/>
-  <dc:creator>Administrator</dc:creator>
-  <cp:keywords/>
-  <cp:lastModifiedBy>ku Uri</cp:lastModifiedBy>
-  <cp:revision>2</cp:revision>
-  <dcterms:created xsi:type="dcterms:W3CDTF">2026-09-20T15:06:00Z</dcterms:created>
-  <dcterms:modified xsi:type="dcterms:W3CDTF">2026-09-20T15:06:00Z</dcterms:modified>
-</cp:coreProperties>
-</file>
-
-<file path=docProps\custom.xml><?xml version="1.0" encoding="utf-8"?>
-<Properties xmlns="http://schemas.openxmlformats.org/officeDocument/2006/custom-properties" xmlns:vt="http://schemas.openxmlformats.org/officeDocument/2006/docPropsVTypes">
-  <property fmtid="{D5CDD505-2E9C-101B-9397-08002B2CF9AE}" pid="2" name="KSOProductBuildVer">
-    <vt:lpwstr>2052-11.1.0.11830</vt:lpwstr>
-  </property>
-  <property fmtid="{D5CDD505-2E9C-101B-9397-08002B2CF9AE}" pid="3" name="ICV">
-    <vt:lpwstr>DCD067F141974FD094F4BD3B95D01D96</vt:lpwstr>
-  </property>
-</Properties>
-</file>
-
-<file path=word\document.xml><?xml version="1.0" encoding="utf-8"?>
+<file path=word/document.xml><?xml version="1.0" encoding="utf-8"?>
 <w:document xmlns:w="http://schemas.openxmlformats.org/wordprocessingml/2006/main" xmlns:r="http://schemas.openxmlformats.org/officeDocument/2006/relationships" xmlns:wp="http://schemas.openxmlformats.org/drawingml/2006/wordprocessingDrawing" xmlns:a="http://schemas.openxmlformats.org/drawingml/2006/main" xmlns:pic="http://schemas.openxmlformats.org/drawingml/2006/picture">
   <w:body>
     <w:p>
@@ -5424,23 +5379,23 @@
         </w:rPr>
         <w:drawing>
           <wp:inline distT="0" distB="0" distL="0" distR="0">
-            <wp:extent cx="3132000" cy="2857500"/>
+            <wp:extent cx="2143125" cy="2857500"/>
             <wp:effectExtent l="0" t="0" r="0" b="0"/>
-            <wp:docPr id="145" name="Picture 145" descr="image"/>
+            <wp:docPr id="153" name="Picture 153" descr="image"/>
             <wp:cNvGraphicFramePr>
-              <a:graphicFrameLocks xmlns:a="http://schemas.openxmlformats.org/drawingml/2006/main" noChangeAspect="1"/>
+              <a:graphicFrameLocks noChangeAspect="1"/>
             </wp:cNvGraphicFramePr>
-            <a:graphic xmlns:a="http://schemas.openxmlformats.org/drawingml/2006/main">
+            <a:graphic>
               <a:graphicData uri="http://schemas.openxmlformats.org/drawingml/2006/picture">
-                <pic:pic xmlns:pic="http://schemas.openxmlformats.org/drawingml/2006/picture">
+                <pic:pic>
                   <pic:nvPicPr>
-                    <pic:cNvPr id="145" name="Picture 145" descr="image"/>
+                    <pic:cNvPr id="153" name="Picture 153" descr="image"/>
                     <pic:cNvPicPr>
                       <a:picLocks noChangeAspect="1"/>
                     </pic:cNvPicPr>
                   </pic:nvPicPr>
                   <pic:blipFill>
-                    <a:blip r:embed="rId50|rId51"/>
+                    <a:blip r:embed="rId50"/>
                     <a:stretch>
                       <a:fillRect/>
                     </a:stretch>
@@ -5448,7 +5403,44 @@
                   <pic:spPr>
                     <a:xfrm>
                       <a:off x="0" y="0"/>
-                      <a:ext cx="3132000" cy="2857500"/>
+                      <a:ext cx="2143125" cy="2857500"/>
+                    </a:xfrm>
+                    <a:prstGeom prst="rect">
+                      <a:avLst/>
+                    </a:prstGeom>
+                  </pic:spPr>
+                </pic:pic>
+              </a:graphicData>
+            </a:graphic>
+          </wp:inline>
+        </w:drawing>
+        <w:drawing>
+          <wp:inline distT="0" distB="0" distL="0" distR="0">
+            <wp:extent cx="2756050" cy="2857500"/>
+            <wp:effectExtent l="0" t="0" r="0" b="0"/>
+            <wp:docPr id="154" name="Picture 154" descr="image"/>
+            <wp:cNvGraphicFramePr>
+              <a:graphicFrameLocks noChangeAspect="1"/>
+            </wp:cNvGraphicFramePr>
+            <a:graphic>
+              <a:graphicData uri="http://schemas.openxmlformats.org/drawingml/2006/picture">
+                <pic:pic>
+                  <pic:nvPicPr>
+                    <pic:cNvPr id="154" name="Picture 154" descr="image"/>
+                    <pic:cNvPicPr>
+                      <a:picLocks noChangeAspect="1"/>
+                    </pic:cNvPicPr>
+                  </pic:nvPicPr>
+                  <pic:blipFill>
+                    <a:blip r:embed="rId51"/>
+                    <a:stretch>
+                      <a:fillRect/>
+                    </a:stretch>
+                  </pic:blipFill>
+                  <pic:spPr>
+                    <a:xfrm>
+                      <a:off x="0" y="0"/>
+                      <a:ext cx="2756050" cy="2857500"/>
                     </a:xfrm>
                     <a:prstGeom prst="rect">
                       <a:avLst/>
@@ -5897,23 +5889,23 @@
         </w:rPr>
         <w:drawing>
           <wp:inline distT="0" distB="0" distL="0" distR="0">
-            <wp:extent cx="3132000" cy="2857500"/>
+            <wp:extent cx="2879725" cy="2196134"/>
             <wp:effectExtent l="0" t="0" r="0" b="0"/>
-            <wp:docPr id="147" name="Picture 147" descr="image"/>
+            <wp:docPr id="155" name="Picture 155" descr="image"/>
             <wp:cNvGraphicFramePr>
-              <a:graphicFrameLocks xmlns:a="http://schemas.openxmlformats.org/drawingml/2006/main" noChangeAspect="1"/>
+              <a:graphicFrameLocks noChangeAspect="1"/>
             </wp:cNvGraphicFramePr>
-            <a:graphic xmlns:a="http://schemas.openxmlformats.org/drawingml/2006/main">
+            <a:graphic>
               <a:graphicData uri="http://schemas.openxmlformats.org/drawingml/2006/picture">
-                <pic:pic xmlns:pic="http://schemas.openxmlformats.org/drawingml/2006/picture">
+                <pic:pic>
                   <pic:nvPicPr>
-                    <pic:cNvPr id="147" name="Picture 147" descr="image"/>
+                    <pic:cNvPr id="155" name="Picture 155" descr="image"/>
                     <pic:cNvPicPr>
                       <a:picLocks noChangeAspect="1"/>
                     </pic:cNvPicPr>
                   </pic:nvPicPr>
                   <pic:blipFill>
-                    <a:blip r:embed="rId55|rId56"/>
+                    <a:blip r:embed="rId55"/>
                     <a:stretch>
                       <a:fillRect/>
                     </a:stretch>
@@ -5921,7 +5913,44 @@
                   <pic:spPr>
                     <a:xfrm>
                       <a:off x="0" y="0"/>
-                      <a:ext cx="3132000" cy="2857500"/>
+                      <a:ext cx="2879725" cy="2196134"/>
+                    </a:xfrm>
+                    <a:prstGeom prst="rect">
+                      <a:avLst/>
+                    </a:prstGeom>
+                  </pic:spPr>
+                </pic:pic>
+              </a:graphicData>
+            </a:graphic>
+          </wp:inline>
+        </w:drawing>
+        <w:drawing>
+          <wp:inline distT="0" distB="0" distL="0" distR="0">
+            <wp:extent cx="2879725" cy="2200765"/>
+            <wp:effectExtent l="0" t="0" r="0" b="0"/>
+            <wp:docPr id="156" name="Picture 156" descr="image"/>
+            <wp:cNvGraphicFramePr>
+              <a:graphicFrameLocks noChangeAspect="1"/>
+            </wp:cNvGraphicFramePr>
+            <a:graphic>
+              <a:graphicData uri="http://schemas.openxmlformats.org/drawingml/2006/picture">
+                <pic:pic>
+                  <pic:nvPicPr>
+                    <pic:cNvPr id="156" name="Picture 156" descr="image"/>
+                    <pic:cNvPicPr>
+                      <a:picLocks noChangeAspect="1"/>
+                    </pic:cNvPicPr>
+                  </pic:nvPicPr>
+                  <pic:blipFill>
+                    <a:blip r:embed="rId56"/>
+                    <a:stretch>
+                      <a:fillRect/>
+                    </a:stretch>
+                  </pic:blipFill>
+                  <pic:spPr>
+                    <a:xfrm>
+                      <a:off x="0" y="0"/>
+                      <a:ext cx="2879725" cy="2200765"/>
                     </a:xfrm>
                     <a:prstGeom prst="rect">
                       <a:avLst/>
@@ -8002,7 +8031,7 @@
 </w:document>
 </file>
 
-<file path=word\endnotes.xml><?xml version="1.0" encoding="utf-8"?>
+<file path=word/endnotes.xml><?xml version="1.0" encoding="utf-8"?>
 <w:endnotes xmlns:wpc="http://schemas.microsoft.com/office/word/2010/wordprocessingCanvas" xmlns:cx="http://schemas.microsoft.com/office/drawing/2014/chartex" xmlns:cx1="http://schemas.microsoft.com/office/drawing/2015/9/8/chartex" xmlns:cx2="http://schemas.microsoft.com/office/drawing/2015/10/21/chartex" xmlns:cx3="http://schemas.microsoft.com/office/drawing/2016/5/9/chartex" xmlns:cx4="http://schemas.microsoft.com/office/drawing/2016/5/10/chartex" xmlns:cx5="http://schemas.microsoft.com/office/drawing/2016/5/11/chartex" xmlns:cx6="http://schemas.microsoft.com/office/drawing/2016/5/12/chartex" xmlns:cx7="http://schemas.microsoft.com/office/drawing/2016/5/13/chartex" xmlns:cx8="http://schemas.microsoft.com/office/drawing/2016/5/14/chartex" xmlns:mc="http://schemas.openxmlformats.org/markup-compatibility/2006" xmlns:aink="http://schemas.microsoft.com/office/drawing/2016/ink" xmlns:am3d="http://schemas.microsoft.com/office/drawing/2017/model3d" xmlns:o="urn:schemas-microsoft-com:office:office" xmlns:oel="http://schemas.microsoft.com/office/2019/extlst" xmlns:r="http://schemas.openxmlformats.org/officeDocument/2006/relationships" xmlns:m="http://schemas.openxmlformats.org/officeDocument/2006/math" xmlns:v="urn:schemas-microsoft-com:vml" xmlns:wp14="http://schemas.microsoft.com/office/word/2010/wordprocessingDrawing" xmlns:wp="http://schemas.openxmlformats.org/drawingml/2006/wordprocessingDrawing" xmlns:w10="urn:schemas-microsoft-com:office:word" xmlns:w="http://schemas.openxmlformats.org/wordprocessingml/2006/main" xmlns:w14="http://schemas.microsoft.com/office/word/2010/wordml" xmlns:w15="http://schemas.microsoft.com/office/word/2012/wordml" xmlns:w16cex="http://schemas.microsoft.com/office/word/2018/wordml/cex" xmlns:w16cid="http://schemas.microsoft.com/office/word/2016/wordml/cid" xmlns:w16="http://schemas.microsoft.com/office/word/2018/wordml" xmlns:w16du="http://schemas.microsoft.com/office/word/2023/wordml/word16du" xmlns:w16sdtdh="http://schemas.microsoft.com/office/word/2020/wordml/sdtdatahash" xmlns:w16sdtfl="http://schemas.microsoft.com/office/word/2024/wordml/sdtformatlock" xmlns:w16se="http://schemas.microsoft.com/office/word/2015/wordml/symex" xmlns:wpg="http://schemas.microsoft.com/office/word/2010/wordprocessingGroup" xmlns:wpi="http://schemas.microsoft.com/office/word/2010/wordprocessingInk" xmlns:wne="http://schemas.microsoft.com/office/word/2006/wordml" xmlns:wps="http://schemas.microsoft.com/office/word/2010/wordprocessingShape" mc:Ignorable="w14 w15 w16se w16cid w16 w16cex w16sdtdh w16sdtfl w16du wp14">
   <w:endnote w:type="separator" w:id="-1">
     <w:p>
@@ -8021,64 +8050,7 @@
 </w:endnotes>
 </file>
 
-<file path=word\fontTable.xml><?xml version="1.0" encoding="utf-8"?>
-<w:fonts xmlns:mc="http://schemas.openxmlformats.org/markup-compatibility/2006" xmlns:r="http://schemas.openxmlformats.org/officeDocument/2006/relationships" xmlns:w="http://schemas.openxmlformats.org/wordprocessingml/2006/main" xmlns:w14="http://schemas.microsoft.com/office/word/2010/wordml" xmlns:w15="http://schemas.microsoft.com/office/word/2012/wordml" xmlns:w16cex="http://schemas.microsoft.com/office/word/2018/wordml/cex" xmlns:w16cid="http://schemas.microsoft.com/office/word/2016/wordml/cid" xmlns:w16="http://schemas.microsoft.com/office/word/2018/wordml" xmlns:w16du="http://schemas.microsoft.com/office/word/2023/wordml/word16du" xmlns:w16sdtdh="http://schemas.microsoft.com/office/word/2020/wordml/sdtdatahash" xmlns:w16sdtfl="http://schemas.microsoft.com/office/word/2024/wordml/sdtformatlock" xmlns:w16se="http://schemas.microsoft.com/office/word/2015/wordml/symex" mc:Ignorable="w14 w15 w16se w16cid w16 w16cex w16sdtdh w16sdtfl w16du">
-  <w:font w:name="Times New Roman">
-    <w:panose1 w:val="02020603050405020304"/>
-    <w:charset w:val="00"/>
-    <w:family w:val="roman"/>
-    <w:pitch w:val="variable"/>
-    <w:sig w:usb0="E0002EFF" w:usb1="C000785B" w:usb2="00000009" w:usb3="00000000" w:csb0="000001FF" w:csb1="00000000"/>
-  </w:font>
-  <w:font w:name="宋体">
-    <w:altName w:val="SimSun"/>
-    <w:panose1 w:val="02010600030101010101"/>
-    <w:charset w:val="86"/>
-    <w:family w:val="auto"/>
-    <w:pitch w:val="variable"/>
-    <w:sig w:usb0="00000203" w:usb1="288F0000" w:usb2="00000016" w:usb3="00000000" w:csb0="00040001" w:csb1="00000000"/>
-  </w:font>
-  <w:font w:name="Calibri">
-    <w:panose1 w:val="020F0502020204030204"/>
-    <w:charset w:val="00"/>
-    <w:family w:val="swiss"/>
-    <w:pitch w:val="variable"/>
-    <w:sig w:usb0="E4002EFF" w:usb1="C200247B" w:usb2="00000009" w:usb3="00000000" w:csb0="000001FF" w:csb1="00000000"/>
-  </w:font>
-  <w:font w:name="Arial">
-    <w:panose1 w:val="020B0604020202020204"/>
-    <w:charset w:val="00"/>
-    <w:family w:val="swiss"/>
-    <w:pitch w:val="variable"/>
-    <w:sig w:usb0="E0002EFF" w:usb1="C000785B" w:usb2="00000009" w:usb3="00000000" w:csb0="000001FF" w:csb1="00000000"/>
-  </w:font>
-  <w:font w:name="黑体">
-    <w:altName w:val="SimHei"/>
-    <w:panose1 w:val="02010609060101010101"/>
-    <w:charset w:val="86"/>
-    <w:family w:val="modern"/>
-    <w:pitch w:val="fixed"/>
-    <w:sig w:usb0="800002BF" w:usb1="38CF7CFA" w:usb2="00000016" w:usb3="00000000" w:csb0="00040001" w:csb1="00000000"/>
-  </w:font>
-  <w:font w:name="等线 Light">
-    <w:panose1 w:val="02010600030101010101"/>
-    <w:charset w:val="86"/>
-    <w:family w:val="auto"/>
-    <w:pitch w:val="variable"/>
-    <w:sig w:usb0="A00002BF" w:usb1="38CF7CFA" w:usb2="00000016" w:usb3="00000000" w:csb0="0004000F" w:csb1="00000000"/>
-  </w:font>
-  <w:font w:name="等线">
-    <w:altName w:val="DengXian"/>
-    <w:panose1 w:val="02010600030101010101"/>
-    <w:charset w:val="86"/>
-    <w:family w:val="auto"/>
-    <w:pitch w:val="variable"/>
-    <w:sig w:usb0="A00002BF" w:usb1="38CF7CFA" w:usb2="00000016" w:usb3="00000000" w:csb0="0004000F" w:csb1="00000000"/>
-  </w:font>
-</w:fonts>
-</file>
-
-<file path=word\footer1.xml><?xml version="1.0" encoding="utf-8"?>
+<file path=word/footer1.xml><?xml version="1.0" encoding="utf-8"?>
 <w:ftr xmlns:w="http://schemas.openxmlformats.org/wordprocessingml/2006/main">
   <w:p>
     <w:pPr>
@@ -8158,7 +8130,7 @@
 </w:ftr>
 </file>
 
-<file path=word\footnotes.xml><?xml version="1.0" encoding="utf-8"?>
+<file path=word/footnotes.xml><?xml version="1.0" encoding="utf-8"?>
 <w:footnotes xmlns:wpc="http://schemas.microsoft.com/office/word/2010/wordprocessingCanvas" xmlns:cx="http://schemas.microsoft.com/office/drawing/2014/chartex" xmlns:cx1="http://schemas.microsoft.com/office/drawing/2015/9/8/chartex" xmlns:cx2="http://schemas.microsoft.com/office/drawing/2015/10/21/chartex" xmlns:cx3="http://schemas.microsoft.com/office/drawing/2016/5/9/chartex" xmlns:cx4="http://schemas.microsoft.com/office/drawing/2016/5/10/chartex" xmlns:cx5="http://schemas.microsoft.com/office/drawing/2016/5/11/chartex" xmlns:cx6="http://schemas.microsoft.com/office/drawing/2016/5/12/chartex" xmlns:cx7="http://schemas.microsoft.com/office/drawing/2016/5/13/chartex" xmlns:cx8="http://schemas.microsoft.com/office/drawing/2016/5/14/chartex" xmlns:mc="http://schemas.openxmlformats.org/markup-compatibility/2006" xmlns:aink="http://schemas.microsoft.com/office/drawing/2016/ink" xmlns:am3d="http://schemas.microsoft.com/office/drawing/2017/model3d" xmlns:o="urn:schemas-microsoft-com:office:office" xmlns:oel="http://schemas.microsoft.com/office/2019/extlst" xmlns:r="http://schemas.openxmlformats.org/officeDocument/2006/relationships" xmlns:m="http://schemas.openxmlformats.org/officeDocument/2006/math" xmlns:v="urn:schemas-microsoft-com:vml" xmlns:wp14="http://schemas.microsoft.com/office/word/2010/wordprocessingDrawing" xmlns:wp="http://schemas.openxmlformats.org/drawingml/2006/wordprocessingDrawing" xmlns:w10="urn:schemas-microsoft-com:office:word" xmlns:w="http://schemas.openxmlformats.org/wordprocessingml/2006/main" xmlns:w14="http://schemas.microsoft.com/office/word/2010/wordml" xmlns:w15="http://schemas.microsoft.com/office/word/2012/wordml" xmlns:w16cex="http://schemas.microsoft.com/office/word/2018/wordml/cex" xmlns:w16cid="http://schemas.microsoft.com/office/word/2016/wordml/cid" xmlns:w16="http://schemas.microsoft.com/office/word/2018/wordml" xmlns:w16du="http://schemas.microsoft.com/office/word/2023/wordml/word16du" xmlns:w16sdtdh="http://schemas.microsoft.com/office/word/2020/wordml/sdtdatahash" xmlns:w16sdtfl="http://schemas.microsoft.com/office/word/2024/wordml/sdtformatlock" xmlns:w16se="http://schemas.microsoft.com/office/word/2015/wordml/symex" xmlns:wpg="http://schemas.microsoft.com/office/word/2010/wordprocessingGroup" xmlns:wpi="http://schemas.microsoft.com/office/word/2010/wordprocessingInk" xmlns:wne="http://schemas.microsoft.com/office/word/2006/wordml" xmlns:wps="http://schemas.microsoft.com/office/word/2010/wordprocessingShape" mc:Ignorable="w14 w15 w16se w16cid w16 w16cex w16sdtdh w16sdtfl w16du wp14">
   <w:footnote w:type="separator" w:id="-1">
     <w:p>
@@ -8177,91 +8149,7 @@
 </w:footnotes>
 </file>
 
-<file path=word\settings.xml><?xml version="1.0" encoding="utf-8"?>
-<w:settings xmlns:mc="http://schemas.openxmlformats.org/markup-compatibility/2006" xmlns:o="urn:schemas-microsoft-com:office:office" xmlns:r="http://schemas.openxmlformats.org/officeDocument/2006/relationships" xmlns:m="http://schemas.openxmlformats.org/officeDocument/2006/math" xmlns:v="urn:schemas-microsoft-com:vml" xmlns:w10="urn:schemas-microsoft-com:office:word" xmlns:w="http://schemas.openxmlformats.org/wordprocessingml/2006/main" xmlns:w14="http://schemas.microsoft.com/office/word/2010/wordml" xmlns:w15="http://schemas.microsoft.com/office/word/2012/wordml" xmlns:w16cex="http://schemas.microsoft.com/office/word/2018/wordml/cex" xmlns:w16cid="http://schemas.microsoft.com/office/word/2016/wordml/cid" xmlns:w16="http://schemas.microsoft.com/office/word/2018/wordml" xmlns:w16du="http://schemas.microsoft.com/office/word/2023/wordml/word16du" xmlns:w16sdtdh="http://schemas.microsoft.com/office/word/2020/wordml/sdtdatahash" xmlns:w16sdtfl="http://schemas.microsoft.com/office/word/2024/wordml/sdtformatlock" xmlns:w16se="http://schemas.microsoft.com/office/word/2015/wordml/symex" xmlns:sl="http://schemas.openxmlformats.org/schemaLibrary/2006/main" mc:Ignorable="w14 w15 w16se w16cid w16 w16cex w16sdtdh w16sdtfl w16du">
-  <w:zoom w:percent="110"/>
-  <w:doNotTrackMoves/>
-  <w:defaultTabStop w:val="420"/>
-  <w:drawingGridVerticalSpacing w:val="156"/>
-  <w:noPunctuationKerning/>
-  <w:characterSpacingControl w:val="compressPunctuation"/>
-  <w:hdrShapeDefaults>
-    <o:shapedefaults v:ext="edit" spidmax="2050"/>
-  </w:hdrShapeDefaults>
-  <w:footnotePr>
-    <w:footnote w:id="-1"/>
-    <w:footnote w:id="0"/>
-  </w:footnotePr>
-  <w:endnotePr>
-    <w:endnote w:id="-1"/>
-    <w:endnote w:id="0"/>
-  </w:endnotePr>
-  <w:compat>
-    <w:spaceForUL/>
-    <w:balanceSingleByteDoubleByteWidth/>
-    <w:doNotLeaveBackslashAlone/>
-    <w:ulTrailSpace/>
-    <w:doNotExpandShiftReturn/>
-    <w:adjustLineHeightInTable/>
-    <w:doNotWrapTextWithPunct/>
-    <w:doNotUseEastAsianBreakRules/>
-    <w:useFELayout/>
-    <w:useNormalStyleForList/>
-    <w:doNotUseIndentAsNumberingTabStop/>
-    <w:useAltKinsokuLineBreakRules/>
-    <w:allowSpaceOfSameStyleInTable/>
-    <w:doNotSuppressIndentation/>
-    <w:doNotAutofitConstrainedTables/>
-    <w:autofitToFirstFixedWidthCell/>
-    <w:displayHangulFixedWidth/>
-    <w:splitPgBreakAndParaMark/>
-    <w:doNotVertAlignCellWithSp/>
-    <w:doNotBreakConstrainedForcedTable/>
-    <w:doNotVertAlignInTxbx/>
-    <w:useAnsiKerningPairs/>
-    <w:cachedColBalance/>
-    <w:compatSetting w:name="compatibilityMode" w:uri="http://schemas.microsoft.com/office/word" w:val="11"/>
-    <w:compatSetting w:name="allowHyphenationAtTrackBottom" w:uri="http://schemas.microsoft.com/office/word" w:val="1"/>
-    <w:compatSetting w:name="useWord2013TrackBottomHyphenation" w:uri="http://schemas.microsoft.com/office/word" w:val="1"/>
-  </w:compat>
-  <w:docVars>
-    <w:docVar w:name="commondata" w:val="eyJoZGlkIjoiZDI4MzNhNDI3YTgyOGI2MzM4NTI5MjRhOGY4MjBjODYifQ=="/>
-  </w:docVars>
-  <w:rsids>
-    <w:rsidRoot w:val="00472876"/>
-    <w:rsid w:val="00472876"/>
-    <w:rsid w:val="7AC761A4"/>
-  </w:rsids>
-  <m:mathPr>
-    <m:mathFont m:val="Cambria Math"/>
-    <m:brkBin m:val="before"/>
-    <m:brkBinSub m:val="--"/>
-    <m:smallFrac m:val="0"/>
-    <m:dispDef/>
-    <m:lMargin m:val="0"/>
-    <m:rMargin m:val="0"/>
-    <m:defJc m:val="centerGroup"/>
-    <m:wrapIndent m:val="1440"/>
-    <m:intLim m:val="subSup"/>
-    <m:naryLim m:val="undOvr"/>
-  </m:mathPr>
-  <w:themeFontLang w:val="en-US" w:eastAsia="zh-CN"/>
-  <w:clrSchemeMapping w:bg1="light1" w:t1="dark1" w:bg2="light2" w:t2="dark2" w:accent1="accent1" w:accent2="accent2" w:accent3="accent3" w:accent4="accent4" w:accent5="accent5" w:accent6="accent6" w:hyperlink="hyperlink" w:followedHyperlink="followedHyperlink"/>
-  <w:doNotIncludeSubdocsInStats/>
-  <w:shapeDefaults>
-    <o:shapedefaults v:ext="edit" spidmax="2050"/>
-    <o:shapelayout v:ext="edit">
-      <o:idmap v:ext="edit" data="1"/>
-    </o:shapelayout>
-  </w:shapeDefaults>
-  <w:decimalSymbol w:val="."/>
-  <w:listSeparator w:val=","/>
-  <w15:chartTrackingRefBased/>
-  <w15:docId w15:val="{5096E83E-94A9-4F86-99A6-97AE26DF0415}"/>
-</w:settings>
-</file>
-
-<file path=word\styles.xml><?xml version="1.0" encoding="utf-8"?>
+<file path=word/styles.xml><?xml version="1.0" encoding="utf-8"?>
 <w:styles xmlns:mc="http://schemas.openxmlformats.org/markup-compatibility/2006" xmlns:r="http://schemas.openxmlformats.org/officeDocument/2006/relationships" xmlns:w="http://schemas.openxmlformats.org/wordprocessingml/2006/main" xmlns:w14="http://schemas.microsoft.com/office/word/2010/wordml" xmlns:w15="http://schemas.microsoft.com/office/word/2012/wordml" xmlns:w16cex="http://schemas.microsoft.com/office/word/2018/wordml/cex" xmlns:w16cid="http://schemas.microsoft.com/office/word/2016/wordml/cid" xmlns:w16="http://schemas.microsoft.com/office/word/2018/wordml" xmlns:w16du="http://schemas.microsoft.com/office/word/2023/wordml/word16du" xmlns:w16sdtdh="http://schemas.microsoft.com/office/word/2020/wordml/sdtdatahash" xmlns:w16sdtfl="http://schemas.microsoft.com/office/word/2024/wordml/sdtformatlock" xmlns:w16se="http://schemas.microsoft.com/office/word/2015/wordml/symex" mc:Ignorable="w14 w15 w16se w16cid w16 w16cex w16sdtdh w16sdtfl w16du">
   <w:docDefaults>
     <w:rPrDefault>
@@ -8661,7 +8549,7 @@
 </w:styles>
 </file>
 
-<file path=word\theme\theme1.xml><?xml version="1.0" encoding="utf-8"?>
+<file path=word/theme/theme1.xml><?xml version="1.0" encoding="utf-8"?>
 <a:theme xmlns:a="http://schemas.openxmlformats.org/drawingml/2006/main" name="Office 主题​​">
   <a:themeElements>
     <a:clrScheme name="Office">
@@ -8954,13 +8842,4 @@
     </a:ext>
   </a:extLst>
 </a:theme>
-</file>
-
-<file path=word\webSettings.xml><?xml version="1.0" encoding="utf-8"?>
-<w:webSettings xmlns:mc="http://schemas.openxmlformats.org/markup-compatibility/2006" xmlns:r="http://schemas.openxmlformats.org/officeDocument/2006/relationships" xmlns:w="http://schemas.openxmlformats.org/wordprocessingml/2006/main" xmlns:w14="http://schemas.microsoft.com/office/word/2010/wordml" xmlns:w15="http://schemas.microsoft.com/office/word/2012/wordml" xmlns:w16cex="http://schemas.microsoft.com/office/word/2018/wordml/cex" xmlns:w16cid="http://schemas.microsoft.com/office/word/2016/wordml/cid" xmlns:w16="http://schemas.microsoft.com/office/word/2018/wordml" xmlns:w16du="http://schemas.microsoft.com/office/word/2023/wordml/word16du" xmlns:w16sdtdh="http://schemas.microsoft.com/office/word/2020/wordml/sdtdatahash" xmlns:w16sdtfl="http://schemas.microsoft.com/office/word/2024/wordml/sdtformatlock" xmlns:w16se="http://schemas.microsoft.com/office/word/2015/wordml/symex" mc:Ignorable="w14 w15 w16se w16cid w16 w16cex w16sdtdh w16sdtfl w16du">
-  <w:encoding w:val="x-cp20936"/>
-  <w:optimizeForBrowser/>
-  <w:allowPNG/>
-  <w:pixelsPerInch w:val="120"/>
-</w:webSettings>
 </file>